--- a/worksheets/PF_L06_ChanceMachine_Worksheet.docx
+++ b/worksheets/PF_L06_ChanceMachine_Worksheet.docx
@@ -5147,7 +5147,17 @@
                 <w:sz w:val="21"/>
                 <w:szCs w:val="21"/>
               </w:rPr>
-              <w:t xml:space="preserve">a)  State two different reasons why a program might need a random number.  </w:t>
+              <w:t xml:space="preserve">a)  </w:t>
+            </w:r>
+            <w:r>
+              <w:rPr>
+                <w:rFonts w:ascii="Arial" w:cs="Arial" w:eastAsia="Arial" w:hAnsi="Arial"/>
+                <w:b/>
+                <w:bCs/>
+                <w:sz w:val="21"/>
+                <w:szCs w:val="21"/>
+              </w:rPr>
+              <w:t xml:space="preserve">State two different reasons why a program might need a random number.  </w:t>
             </w:r>
             <w:r>
               <w:rPr>
@@ -5262,7 +5272,17 @@
                 <w:sz w:val="21"/>
                 <w:szCs w:val="21"/>
               </w:rPr>
-              <w:t xml:space="preserve">b)  An array called prize holds eight prizes. Describe how a random number could be used to choose one of them, and state the range that number must come from.  </w:t>
+              <w:t xml:space="preserve">b)  </w:t>
+            </w:r>
+            <w:r>
+              <w:rPr>
+                <w:rFonts w:ascii="Arial" w:cs="Arial" w:eastAsia="Arial" w:hAnsi="Arial"/>
+                <w:b/>
+                <w:bCs/>
+                <w:sz w:val="21"/>
+                <w:szCs w:val="21"/>
+              </w:rPr>
+              <w:t xml:space="preserve">An array called prize holds eight prizes. Describe how a random number could be used to choose one of them, and state the range that number must come from.  </w:t>
             </w:r>
             <w:r>
               <w:rPr>
@@ -5451,7 +5471,17 @@
                 <w:sz w:val="21"/>
                 <w:szCs w:val="21"/>
               </w:rPr>
-              <w:t xml:space="preserve">c)  Explain why the numbers produced by a computer are described as pseudo-random.  </w:t>
+              <w:t xml:space="preserve">c)  </w:t>
+            </w:r>
+            <w:r>
+              <w:rPr>
+                <w:rFonts w:ascii="Arial" w:cs="Arial" w:eastAsia="Arial" w:hAnsi="Arial"/>
+                <w:b/>
+                <w:bCs/>
+                <w:sz w:val="21"/>
+                <w:szCs w:val="21"/>
+              </w:rPr>
+              <w:t xml:space="preserve">Explain why the numbers produced by a computer are described as pseudo-random.  </w:t>
             </w:r>
             <w:r>
               <w:rPr>
